--- a/paper/submission_final/supplementary/Supplementary_Materials.docx
+++ b/paper/submission_final/supplementary/Supplementary_Materials.docx
@@ -2408,6 +2408,7 @@
     <w:p>
       <w:pPr>
         <w:pStyle w:val="MDPI32textnoindent"/>
+        <w:spacing w:after="120"/>
         <w:jc w:val="left"/>
       </w:pPr>
       <w:r>
@@ -3028,6 +3029,7 @@
     <w:p>
       <w:pPr>
         <w:pStyle w:val="MDPI32textnoindent"/>
+        <w:spacing w:after="120"/>
         <w:jc w:val="left"/>
       </w:pPr>
       <w:r>
